--- a/templates_master/Form_hire_director.docx
+++ b/templates_master/Form_hire_director.docx
@@ -9014,22 +9014,34 @@
           <w:tab w:val="left" w:pos="6663"/>
           <w:tab w:val="left" w:pos="7513"/>
         </w:tabs>
+      </w:pPr>
+      <w:r>
+        <w:rPr>
+          <w:rFonts w:hint="cs"/>
+          <w:cs/>
+        </w:rPr>
+        <w:t xml:space="preserve">                                                                          </w:t>
+      </w:r>
+      <w:r>
         <w:rPr>
           <w:u w:val="dotted"/>
-        </w:rPr>
-      </w:pPr>
-      <w:r>
-        <w:rPr>
-          <w:rFonts w:hint="cs"/>
-          <w:cs/>
-        </w:rPr>
-        <w:t xml:space="preserve">                                                                          </w:t>
-      </w:r>
-      <w:r>
-        <w:rPr>
+          <w:cs/>
+        </w:rPr>
+        <w:tab/>
+      </w:r>
+      <w:r>
+        <w:rPr>
+          <w:rFonts w:hint="cs"/>
           <w:u w:val="dotted"/>
           <w:cs/>
         </w:rPr>
+        <w:t>/</w:t>
+      </w:r>
+      <w:r>
+        <w:rPr>
+          <w:u w:val="dotted"/>
+          <w:cs/>
+        </w:rPr>
         <w:tab/>
       </w:r>
       <w:r>
@@ -9053,30 +9065,8 @@
           <w:u w:val="dotted"/>
           <w:cs/>
         </w:rPr>
-        <w:t>/</w:t>
-      </w:r>
-      <w:r>
-        <w:rPr>
-          <w:u w:val="dotted"/>
-          <w:cs/>
-        </w:rPr>
-        <w:tab/>
-      </w:r>
-      <w:r>
-        <w:rPr>
-          <w:rFonts w:hint="cs"/>
-          <w:u w:val="dotted"/>
-          <w:cs/>
-        </w:rPr>
         <w:t xml:space="preserve"> </w:t>
       </w:r>
-    </w:p>
-    <w:p>
-      <w:pPr>
-        <w:tabs>
-          <w:tab w:val="center" w:pos="8222"/>
-        </w:tabs>
-      </w:pPr>
     </w:p>
     <w:p>
       <w:pPr>
@@ -13533,24 +13523,6 @@
         </w:tc>
       </w:tr>
     </w:tbl>
-    <w:p>
-      <w:pPr>
-        <w:tabs>
-          <w:tab w:val="left" w:pos="1418"/>
-        </w:tabs>
-        <w:ind w:left="284" w:hanging="284"/>
-        <w:jc w:val="thaiDistribute"/>
-      </w:pPr>
-    </w:p>
-    <w:p>
-      <w:pPr>
-        <w:tabs>
-          <w:tab w:val="left" w:pos="1418"/>
-        </w:tabs>
-        <w:ind w:left="284" w:hanging="284"/>
-        <w:jc w:val="thaiDistribute"/>
-      </w:pPr>
-    </w:p>
     <w:p>
       <w:pPr>
         <w:tabs>
@@ -13860,7 +13832,150 @@
       </w:pPr>
       <w:r>
         <w:tab/>
-        <w:t>ตามที่ศูนย์การศึกษาพิเศษ ประจำจังหวัดสุโขทัย ได้จัดจ้าง{{ชื่องานที่จะจ้าง}} จำนวน {{จำนวนรายการจ้าง}} รายการ เพื่อใช้สำหรับ{{เหตุผลความจำเป็น}} จาก{{ชื่อร้านค้า/บริษัท}} ตามใบสั่งจ้างเลขที่ {{เลขที่ใบสั่งจ้าง}} ลงวันที่ {{วันที่ใบสั่งจ้าง}} ครบกำหนดส่งมอบวันที่ {{วันครบกำหนดส่งมอบตามใบสั่ง}}</w:t>
+      </w:r>
+      <w:proofErr w:type="spellStart"/>
+      <w:r>
+        <w:t>ตามที่ศูนย์การศึกษาพิเศษ</w:t>
+      </w:r>
+      <w:proofErr w:type="spellEnd"/>
+      <w:r>
+        <w:t xml:space="preserve"> </w:t>
+      </w:r>
+      <w:proofErr w:type="spellStart"/>
+      <w:r>
+        <w:t>ประจำจังหวัดสุโขทัย</w:t>
+      </w:r>
+      <w:proofErr w:type="spellEnd"/>
+      <w:r>
+        <w:t xml:space="preserve"> </w:t>
+      </w:r>
+      <w:proofErr w:type="spellStart"/>
+      <w:r>
+        <w:t>ได้จัดจ้าง</w:t>
+      </w:r>
+      <w:proofErr w:type="spellEnd"/>
+      <w:r>
+        <w:t>{{</w:t>
+      </w:r>
+      <w:proofErr w:type="spellStart"/>
+      <w:r>
+        <w:t>ชื่องานที่จะจ้าง</w:t>
+      </w:r>
+      <w:proofErr w:type="spellEnd"/>
+      <w:r>
+        <w:t xml:space="preserve">}} </w:t>
+      </w:r>
+      <w:proofErr w:type="spellStart"/>
+      <w:r>
+        <w:t>จำนวน</w:t>
+      </w:r>
+      <w:proofErr w:type="spellEnd"/>
+      <w:r>
+        <w:t xml:space="preserve"> {{</w:t>
+      </w:r>
+      <w:proofErr w:type="spellStart"/>
+      <w:r>
+        <w:t>จำนวนรายการจ้าง</w:t>
+      </w:r>
+      <w:proofErr w:type="spellEnd"/>
+      <w:r>
+        <w:t xml:space="preserve">}} </w:t>
+      </w:r>
+      <w:proofErr w:type="spellStart"/>
+      <w:r>
+        <w:t>รายการ</w:t>
+      </w:r>
+      <w:proofErr w:type="spellEnd"/>
+      <w:r>
+        <w:t xml:space="preserve"> </w:t>
+      </w:r>
+      <w:proofErr w:type="spellStart"/>
+      <w:r>
+        <w:t>เพื่อใช้สำหรับ</w:t>
+      </w:r>
+      <w:proofErr w:type="spellEnd"/>
+      <w:r>
+        <w:t>{{</w:t>
+      </w:r>
+      <w:proofErr w:type="spellStart"/>
+      <w:r>
+        <w:t>เหตุผลความจำเป็น</w:t>
+      </w:r>
+      <w:proofErr w:type="spellEnd"/>
+      <w:r>
+        <w:t xml:space="preserve">}} </w:t>
+      </w:r>
+      <w:proofErr w:type="spellStart"/>
+      <w:r>
+        <w:t>จาก</w:t>
+      </w:r>
+      <w:proofErr w:type="spellEnd"/>
+      <w:r>
+        <w:t>{{</w:t>
+      </w:r>
+      <w:proofErr w:type="spellStart"/>
+      <w:r>
+        <w:t>ชื่อร้านค้า</w:t>
+      </w:r>
+      <w:proofErr w:type="spellEnd"/>
+      <w:r>
+        <w:t>/</w:t>
+      </w:r>
+      <w:proofErr w:type="spellStart"/>
+      <w:r>
+        <w:t>บริษัท</w:t>
+      </w:r>
+      <w:proofErr w:type="spellEnd"/>
+      <w:r>
+        <w:t xml:space="preserve">}} </w:t>
+      </w:r>
+      <w:proofErr w:type="spellStart"/>
+      <w:r>
+        <w:t>ตามใบสั่งจ้างเลขที่</w:t>
+      </w:r>
+      <w:proofErr w:type="spellEnd"/>
+      <w:r>
+        <w:t xml:space="preserve"> {{</w:t>
+      </w:r>
+      <w:proofErr w:type="spellStart"/>
+      <w:r>
+        <w:t>เลขที่ใบสั่งจ้าง</w:t>
+      </w:r>
+      <w:proofErr w:type="spellEnd"/>
+      <w:r>
+        <w:t xml:space="preserve">}} </w:t>
+      </w:r>
+      <w:proofErr w:type="spellStart"/>
+      <w:r>
+        <w:t>ลงวันที่</w:t>
+      </w:r>
+      <w:proofErr w:type="spellEnd"/>
+      <w:r>
+        <w:t xml:space="preserve"> {{</w:t>
+      </w:r>
+      <w:proofErr w:type="spellStart"/>
+      <w:r>
+        <w:t>วันที่ใบสั่งจ้าง</w:t>
+      </w:r>
+      <w:proofErr w:type="spellEnd"/>
+      <w:r>
+        <w:t xml:space="preserve">}} </w:t>
+      </w:r>
+      <w:proofErr w:type="spellStart"/>
+      <w:r>
+        <w:t>ครบกำหนดส่งมอบวันที่</w:t>
+      </w:r>
+      <w:proofErr w:type="spellEnd"/>
+      <w:r>
+        <w:t xml:space="preserve"> {{</w:t>
+      </w:r>
+      <w:proofErr w:type="spellStart"/>
+      <w:r>
+        <w:t>วันครบกำหนดส่งมอบตามใบสั่ง</w:t>
+      </w:r>
+      <w:proofErr w:type="spellEnd"/>
+      <w:r>
+        <w:t>}}</w:t>
       </w:r>
     </w:p>
     <w:p>
@@ -14910,22 +15025,6 @@
         </w:rPr>
         <w:t xml:space="preserve"> </w:t>
       </w:r>
-    </w:p>
-    <w:p>
-      <w:pPr>
-        <w:tabs>
-          <w:tab w:val="left" w:pos="1418"/>
-          <w:tab w:val="left" w:pos="1701"/>
-        </w:tabs>
-      </w:pPr>
-    </w:p>
-    <w:p>
-      <w:pPr>
-        <w:tabs>
-          <w:tab w:val="left" w:pos="1418"/>
-          <w:tab w:val="left" w:pos="2694"/>
-        </w:tabs>
-      </w:pPr>
     </w:p>
     <w:p>
       <w:pPr>

--- a/templates_master/Form_hire_director.docx
+++ b/templates_master/Form_hire_director.docx
@@ -7647,7 +7647,7 @@
         </w:rPr>
         <w:sectPr>
           <w:pgSz w:w="11907" w:h="16840" w:code="9"/>
-          <w:pgMar w:top="851" w:right="1134" w:bottom="709" w:left="1701" w:header="709" w:footer="709" w:gutter="0"/>
+          <w:pgMar w:top="1418" w:right="1134" w:bottom="709" w:left="1701" w:header="709" w:footer="709" w:gutter="0"/>
           <w:cols w:space="708"/>
           <w:docGrid w:linePitch="435"/>
         </w:sectPr>
@@ -9014,6 +9014,9 @@
           <w:tab w:val="left" w:pos="6663"/>
           <w:tab w:val="left" w:pos="7513"/>
         </w:tabs>
+        <w:rPr>
+          <w:u w:val="dotted"/>
+        </w:rPr>
       </w:pPr>
       <w:r>
         <w:rPr>
@@ -9067,6 +9070,13 @@
         </w:rPr>
         <w:t xml:space="preserve"> </w:t>
       </w:r>
+    </w:p>
+    <w:p>
+      <w:pPr>
+        <w:tabs>
+          <w:tab w:val="center" w:pos="8222"/>
+        </w:tabs>
+      </w:pPr>
     </w:p>
     <w:p>
       <w:pPr>
@@ -13523,6 +13533,24 @@
         </w:tc>
       </w:tr>
     </w:tbl>
+    <w:p>
+      <w:pPr>
+        <w:tabs>
+          <w:tab w:val="left" w:pos="1418"/>
+        </w:tabs>
+        <w:ind w:left="284" w:hanging="284"/>
+        <w:jc w:val="thaiDistribute"/>
+      </w:pPr>
+    </w:p>
+    <w:p>
+      <w:pPr>
+        <w:tabs>
+          <w:tab w:val="left" w:pos="1418"/>
+        </w:tabs>
+        <w:ind w:left="284" w:hanging="284"/>
+        <w:jc w:val="thaiDistribute"/>
+      </w:pPr>
+    </w:p>
     <w:p>
       <w:pPr>
         <w:tabs>
@@ -13832,150 +13860,7 @@
       </w:pPr>
       <w:r>
         <w:tab/>
-      </w:r>
-      <w:proofErr w:type="spellStart"/>
-      <w:r>
-        <w:t>ตามที่ศูนย์การศึกษาพิเศษ</w:t>
-      </w:r>
-      <w:proofErr w:type="spellEnd"/>
-      <w:r>
-        <w:t xml:space="preserve"> </w:t>
-      </w:r>
-      <w:proofErr w:type="spellStart"/>
-      <w:r>
-        <w:t>ประจำจังหวัดสุโขทัย</w:t>
-      </w:r>
-      <w:proofErr w:type="spellEnd"/>
-      <w:r>
-        <w:t xml:space="preserve"> </w:t>
-      </w:r>
-      <w:proofErr w:type="spellStart"/>
-      <w:r>
-        <w:t>ได้จัดจ้าง</w:t>
-      </w:r>
-      <w:proofErr w:type="spellEnd"/>
-      <w:r>
-        <w:t>{{</w:t>
-      </w:r>
-      <w:proofErr w:type="spellStart"/>
-      <w:r>
-        <w:t>ชื่องานที่จะจ้าง</w:t>
-      </w:r>
-      <w:proofErr w:type="spellEnd"/>
-      <w:r>
-        <w:t xml:space="preserve">}} </w:t>
-      </w:r>
-      <w:proofErr w:type="spellStart"/>
-      <w:r>
-        <w:t>จำนวน</w:t>
-      </w:r>
-      <w:proofErr w:type="spellEnd"/>
-      <w:r>
-        <w:t xml:space="preserve"> {{</w:t>
-      </w:r>
-      <w:proofErr w:type="spellStart"/>
-      <w:r>
-        <w:t>จำนวนรายการจ้าง</w:t>
-      </w:r>
-      <w:proofErr w:type="spellEnd"/>
-      <w:r>
-        <w:t xml:space="preserve">}} </w:t>
-      </w:r>
-      <w:proofErr w:type="spellStart"/>
-      <w:r>
-        <w:t>รายการ</w:t>
-      </w:r>
-      <w:proofErr w:type="spellEnd"/>
-      <w:r>
-        <w:t xml:space="preserve"> </w:t>
-      </w:r>
-      <w:proofErr w:type="spellStart"/>
-      <w:r>
-        <w:t>เพื่อใช้สำหรับ</w:t>
-      </w:r>
-      <w:proofErr w:type="spellEnd"/>
-      <w:r>
-        <w:t>{{</w:t>
-      </w:r>
-      <w:proofErr w:type="spellStart"/>
-      <w:r>
-        <w:t>เหตุผลความจำเป็น</w:t>
-      </w:r>
-      <w:proofErr w:type="spellEnd"/>
-      <w:r>
-        <w:t xml:space="preserve">}} </w:t>
-      </w:r>
-      <w:proofErr w:type="spellStart"/>
-      <w:r>
-        <w:t>จาก</w:t>
-      </w:r>
-      <w:proofErr w:type="spellEnd"/>
-      <w:r>
-        <w:t>{{</w:t>
-      </w:r>
-      <w:proofErr w:type="spellStart"/>
-      <w:r>
-        <w:t>ชื่อร้านค้า</w:t>
-      </w:r>
-      <w:proofErr w:type="spellEnd"/>
-      <w:r>
-        <w:t>/</w:t>
-      </w:r>
-      <w:proofErr w:type="spellStart"/>
-      <w:r>
-        <w:t>บริษัท</w:t>
-      </w:r>
-      <w:proofErr w:type="spellEnd"/>
-      <w:r>
-        <w:t xml:space="preserve">}} </w:t>
-      </w:r>
-      <w:proofErr w:type="spellStart"/>
-      <w:r>
-        <w:t>ตามใบสั่งจ้างเลขที่</w:t>
-      </w:r>
-      <w:proofErr w:type="spellEnd"/>
-      <w:r>
-        <w:t xml:space="preserve"> {{</w:t>
-      </w:r>
-      <w:proofErr w:type="spellStart"/>
-      <w:r>
-        <w:t>เลขที่ใบสั่งจ้าง</w:t>
-      </w:r>
-      <w:proofErr w:type="spellEnd"/>
-      <w:r>
-        <w:t xml:space="preserve">}} </w:t>
-      </w:r>
-      <w:proofErr w:type="spellStart"/>
-      <w:r>
-        <w:t>ลงวันที่</w:t>
-      </w:r>
-      <w:proofErr w:type="spellEnd"/>
-      <w:r>
-        <w:t xml:space="preserve"> {{</w:t>
-      </w:r>
-      <w:proofErr w:type="spellStart"/>
-      <w:r>
-        <w:t>วันที่ใบสั่งจ้าง</w:t>
-      </w:r>
-      <w:proofErr w:type="spellEnd"/>
-      <w:r>
-        <w:t xml:space="preserve">}} </w:t>
-      </w:r>
-      <w:proofErr w:type="spellStart"/>
-      <w:r>
-        <w:t>ครบกำหนดส่งมอบวันที่</w:t>
-      </w:r>
-      <w:proofErr w:type="spellEnd"/>
-      <w:r>
-        <w:t xml:space="preserve"> {{</w:t>
-      </w:r>
-      <w:proofErr w:type="spellStart"/>
-      <w:r>
-        <w:t>วันครบกำหนดส่งมอบตามใบสั่ง</w:t>
-      </w:r>
-      <w:proofErr w:type="spellEnd"/>
-      <w:r>
-        <w:t>}}</w:t>
+        <w:t>ตามที่ศูนย์การศึกษาพิเศษ ประจำจังหวัดสุโขทัย ได้จัดจ้าง{{ชื่องานที่จะจ้าง}} จำนวน {{จำนวนรายการจ้าง}} รายการ เพื่อใช้สำหรับ{{เหตุผลความจำเป็น}} จาก{{ชื่อร้านค้า/บริษัท}} ตามใบสั่งจ้างเลขที่ {{เลขที่ใบสั่งจ้าง}} ลงวันที่ {{วันที่ใบสั่งจ้าง}} ครบกำหนดส่งมอบวันที่ {{วันครบกำหนดส่งมอบตามใบสั่ง}}</w:t>
       </w:r>
     </w:p>
     <w:p>
@@ -15025,6 +14910,22 @@
         </w:rPr>
         <w:t xml:space="preserve"> </w:t>
       </w:r>
+    </w:p>
+    <w:p>
+      <w:pPr>
+        <w:tabs>
+          <w:tab w:val="left" w:pos="1418"/>
+          <w:tab w:val="left" w:pos="1701"/>
+        </w:tabs>
+      </w:pPr>
+    </w:p>
+    <w:p>
+      <w:pPr>
+        <w:tabs>
+          <w:tab w:val="left" w:pos="1418"/>
+          <w:tab w:val="left" w:pos="2694"/>
+        </w:tabs>
+      </w:pPr>
     </w:p>
     <w:p>
       <w:pPr>

--- a/templates_master/Form_hire_director.docx
+++ b/templates_master/Form_hire_director.docx
@@ -856,20 +856,16 @@
         <w:rPr>
           <w:cs/>
         </w:rPr>
-        <w:t xml:space="preserve">และการบริหารพัสดุภาครัฐ พ.ศ. </w:t>
-      </w:r>
-      <w:r>
-        <w:t>256</w:t>
-      </w:r>
-      <w:r>
-        <w:rPr>
-          <w:rFonts w:hint="cs"/>
-          <w:cs/>
-        </w:rPr>
-        <w:t xml:space="preserve"> </w:t>
-      </w:r>
-      <w:r>
-        <w:t xml:space="preserve">0 </w:t>
+        <w:t xml:space="preserve">และการบริหารพัสดุภาครัฐ </w:t>
+      </w:r>
+      <w:r>
+        <w:rPr>
+          <w:cs/>
+        </w:rPr>
+        <w:t>พ.ศ.2</w:t>
+      </w:r>
+      <w:r>
+        <w:t xml:space="preserve">560 </w:t>
       </w:r>
       <w:r>
         <w:rPr>
@@ -941,10 +937,16 @@
         <w:rPr>
           <w:cs/>
         </w:rPr>
-        <w:t xml:space="preserve">ในการแต่งตั้งผู้ตรวจรับพัสดุ พ.ศ. </w:t>
-      </w:r>
-      <w:r>
-        <w:t xml:space="preserve">2560 </w:t>
+        <w:t xml:space="preserve">ในการแต่งตั้งผู้ตรวจรับพัสดุ </w:t>
+      </w:r>
+      <w:r>
+        <w:rPr>
+          <w:cs/>
+        </w:rPr>
+        <w:t>พ.ศ.2</w:t>
+      </w:r>
+      <w:r>
+        <w:t xml:space="preserve">560 </w:t>
       </w:r>
       <w:r>
         <w:rPr>
@@ -8297,7 +8299,19 @@
         <w:rPr>
           <w:cs/>
         </w:rPr>
-        <w:t xml:space="preserve">และการบริหารพัสดุภาครัฐ พ.ศ. 2560 ข้อ 24 </w:t>
+        <w:t xml:space="preserve">และการบริหารพัสดุภาครัฐ </w:t>
+      </w:r>
+      <w:r>
+        <w:rPr>
+          <w:cs/>
+        </w:rPr>
+        <w:t>พ.ศ.2</w:t>
+      </w:r>
+      <w:r>
+        <w:rPr>
+          <w:cs/>
+        </w:rPr>
+        <w:t xml:space="preserve">560 ข้อ 24 </w:t>
       </w:r>
     </w:p>
     <w:p>
@@ -13785,7 +13799,33 @@
           <w:bCs/>
           <w:cs/>
         </w:rPr>
-        <w:t>และการบริหารพัสดุภาครัฐ พ.ศ. ๒๕๖๐ ข้อ 175</w:t>
+        <w:t>และการบริหารพัสดุภาครัฐ พ.ศ.</w:t>
+      </w:r>
+      <w:r>
+        <w:rPr>
+          <w:rFonts w:hint="cs"/>
+          <w:b/>
+          <w:bCs/>
+          <w:cs/>
+        </w:rPr>
+        <w:t>2560</w:t>
+      </w:r>
+      <w:r>
+        <w:rPr>
+          <w:b/>
+          <w:bCs/>
+          <w:cs/>
+        </w:rPr>
+        <w:t xml:space="preserve"> ข้อ </w:t>
+      </w:r>
+      <w:r>
+        <w:rPr>
+          <w:rFonts w:hint="cs"/>
+          <w:b/>
+          <w:bCs/>
+          <w:cs/>
+        </w:rPr>
+        <w:t>175</w:t>
       </w:r>
       <w:r>
         <w:rPr>
@@ -14536,7 +14576,19 @@
         <w:rPr>
           <w:cs/>
         </w:rPr>
-        <w:t>และการบริหารพัสดุภาครัฐ พ.ศ. 2560</w:t>
+        <w:t xml:space="preserve">และการบริหารพัสดุภาครัฐ </w:t>
+      </w:r>
+      <w:r>
+        <w:rPr>
+          <w:cs/>
+        </w:rPr>
+        <w:t>พ.ศ.2</w:t>
+      </w:r>
+      <w:r>
+        <w:rPr>
+          <w:cs/>
+        </w:rPr>
+        <w:t>560</w:t>
       </w:r>
     </w:p>
     <w:p>
